--- a/exports/docx/02_WHAT_WE_ARE_BUILDING.docx
+++ b/exports/docx/02_WHAT_WE_ARE_BUILDING.docx
@@ -515,16 +515,22 @@
     </w:p>
     <w:p>
       <w:r>
-        <w:t xml:space="preserve">Black and Asian women are failed most. MBRRACE-UK is the UK national report into why mothers die. It is run by Oxford's National Perinatal Epidemiology Unit. It reports Black women at roughly 2.8 times the risk of White women. It reports Asian women at roughly 1.7 times. </w:t>
+        <w:t xml:space="preserve">Black and Asian women are failed most. MBRRACE-UK is the UK national report into why mothers die. It is run by Oxford's National Perinatal Epidemiology Unit. Its report </w:t>
+      </w:r>
+      <w:r>
+        <w:rPr>
+          <w:i/>
+        </w:rPr>
+        <w:t>Maternal mortality 2022-2024</w:t>
+      </w:r>
+      <w:r>
+        <w:t xml:space="preserve">, published on 8 January 2026, puts Black women at nearly three times the risk of White women, and Asian women at about 1.3 times. It reviewed 252 deaths. For 61% of them, better care might have changed the outcome. The overall maternal death rate rose about 20% between 2009-11 and 2022-24. </w:t>
       </w:r>
       <w:r>
         <w:rPr>
           <w:b/>
         </w:rPr>
-        <w:t>Verify the current figure and report year before using it.</w:t>
-      </w:r>
-      <w:r>
-        <w:t xml:space="preserve"> Never say "3x" without a source.</w:t>
+        <w:t>Always name the report and its year when you quote these. The figures move between reports, and the people who care about this subject will know the current ones.</w:t>
       </w:r>
     </w:p>
     <w:p>
